--- a/01. Hồ sơ đạo đức đề cương - MẪU/04. QĐ chấp nhận đạo đức.docx
+++ b/01. Hồ sơ đạo đức đề cương - MẪU/04. QĐ chấp nhận đạo đức.docx
@@ -89,28 +89,25 @@
                 <w:sz w:val="26"/>
                 <w:szCs w:val="26"/>
               </w:rPr>
-              <w:t>Số:</w:t>
+              <w:t>Số:       /QĐ-YHUD/{{NAM}}</w:t>
             </w:r>
             <w:r>
               <w:rPr>
                 <w:sz w:val="26"/>
                 <w:szCs w:val="26"/>
               </w:rPr>
-              <w:t xml:space="preserve">       </w:t>
             </w:r>
             <w:r>
               <w:rPr>
                 <w:sz w:val="26"/>
                 <w:szCs w:val="26"/>
               </w:rPr>
-              <w:t>/QĐ-YHUD/</w:t>
             </w:r>
             <w:r>
               <w:rPr>
                 <w:sz w:val="26"/>
                 <w:szCs w:val="26"/>
               </w:rPr>
-              <w:t>2024</w:t>
             </w:r>
           </w:p>
           <w:p>
@@ -205,7 +202,7 @@
                 <w:szCs w:val="26"/>
                 <w:lang w:val="en-GB"/>
               </w:rPr>
-              <w:t xml:space="preserve">Hà Nội, ngày </w:t>
+              <w:t>Hà Nội, ngày     tháng       năm {{NAM}}</w:t>
             </w:r>
             <w:r>
               <w:rPr>
@@ -216,7 +213,6 @@
                 <w:szCs w:val="26"/>
                 <w:lang w:val="en-GB"/>
               </w:rPr>
-              <w:t xml:space="preserve">   </w:t>
             </w:r>
             <w:r>
               <w:rPr>
@@ -226,7 +222,6 @@
                 <w:szCs w:val="26"/>
                 <w:lang w:val="vi-VN"/>
               </w:rPr>
-              <w:t xml:space="preserve"> </w:t>
             </w:r>
             <w:r>
               <w:rPr>
@@ -236,7 +231,6 @@
                 <w:szCs w:val="26"/>
                 <w:lang w:val="en-GB"/>
               </w:rPr>
-              <w:t>tháng</w:t>
             </w:r>
             <w:r>
               <w:rPr>
@@ -246,7 +240,6 @@
                 <w:szCs w:val="26"/>
                 <w:lang w:val="vi-VN"/>
               </w:rPr>
-              <w:t xml:space="preserve"> </w:t>
             </w:r>
             <w:r>
               <w:rPr>
@@ -257,7 +250,6 @@
                 <w:szCs w:val="26"/>
                 <w:lang w:val="en-GB"/>
               </w:rPr>
-              <w:t xml:space="preserve">     </w:t>
             </w:r>
             <w:r>
               <w:rPr>
@@ -267,7 +259,6 @@
                 <w:szCs w:val="26"/>
                 <w:lang w:val="en-GB"/>
               </w:rPr>
-              <w:t xml:space="preserve"> </w:t>
             </w:r>
             <w:r>
               <w:rPr>
@@ -277,7 +268,6 @@
                 <w:szCs w:val="26"/>
                 <w:lang w:val="en-GB"/>
               </w:rPr>
-              <w:t xml:space="preserve">năm </w:t>
             </w:r>
             <w:r>
               <w:rPr>
@@ -287,7 +277,6 @@
                 <w:szCs w:val="26"/>
                 <w:lang w:val="en-GB"/>
               </w:rPr>
-              <w:t>2024</w:t>
             </w:r>
           </w:p>
         </w:tc>
@@ -445,7 +434,7 @@
           <w:sz w:val="28"/>
           <w:szCs w:val="28"/>
         </w:rPr>
-        <w:t xml:space="preserve">Căn cứ Quyết định số </w:t>
+        <w:t>Căn cứ Quyết định số     /QĐ-YHUD/{{NAM}} ngày     /    /{{NAM}} của Viện trưởng Viện Y học ứng dụng Việt Nam về việc Thành lập Hội đồng Đạo đức trong nghiên cứu Y học của Viện Y học ứng dụng Việt Nam;</w:t>
       </w:r>
       <w:r>
         <w:rPr>
@@ -454,31 +443,27 @@
           <w:szCs w:val="28"/>
           <w:lang w:val="vi-VN"/>
         </w:rPr>
-        <w:t xml:space="preserve">    </w:t>
-      </w:r>
-      <w:r>
-        <w:rPr>
-          <w:i/>
-          <w:sz w:val="28"/>
-          <w:szCs w:val="28"/>
-        </w:rPr>
-        <w:t>/QĐ-YHUD/</w:t>
-      </w:r>
-      <w:r>
-        <w:rPr>
-          <w:i/>
-          <w:sz w:val="28"/>
-          <w:szCs w:val="28"/>
-        </w:rPr>
-        <w:t>2024</w:t>
-      </w:r>
-      <w:r>
-        <w:rPr>
-          <w:i/>
-          <w:sz w:val="28"/>
-          <w:szCs w:val="28"/>
-        </w:rPr>
-        <w:t xml:space="preserve"> ngày </w:t>
+      </w:r>
+      <w:r>
+        <w:rPr>
+          <w:i/>
+          <w:sz w:val="28"/>
+          <w:szCs w:val="28"/>
+        </w:rPr>
+      </w:r>
+      <w:r>
+        <w:rPr>
+          <w:i/>
+          <w:sz w:val="28"/>
+          <w:szCs w:val="28"/>
+        </w:rPr>
+      </w:r>
+      <w:r>
+        <w:rPr>
+          <w:i/>
+          <w:sz w:val="28"/>
+          <w:szCs w:val="28"/>
+        </w:rPr>
       </w:r>
       <w:r>
         <w:rPr>
@@ -487,15 +472,13 @@
           <w:szCs w:val="28"/>
           <w:lang w:val="vi-VN"/>
         </w:rPr>
-        <w:t xml:space="preserve">    </w:t>
-      </w:r>
-      <w:r>
-        <w:rPr>
-          <w:i/>
-          <w:sz w:val="28"/>
-          <w:szCs w:val="28"/>
-        </w:rPr>
-        <w:t>/</w:t>
+      </w:r>
+      <w:r>
+        <w:rPr>
+          <w:i/>
+          <w:sz w:val="28"/>
+          <w:szCs w:val="28"/>
+        </w:rPr>
       </w:r>
       <w:r>
         <w:rPr>
@@ -504,119 +487,104 @@
           <w:szCs w:val="28"/>
           <w:lang w:val="vi-VN"/>
         </w:rPr>
-        <w:t xml:space="preserve">    </w:t>
-      </w:r>
-      <w:r>
-        <w:rPr>
-          <w:i/>
-          <w:sz w:val="28"/>
-          <w:szCs w:val="28"/>
-        </w:rPr>
-        <w:t>/</w:t>
-      </w:r>
-      <w:r>
-        <w:rPr>
-          <w:i/>
-          <w:sz w:val="28"/>
-          <w:szCs w:val="28"/>
-        </w:rPr>
-        <w:t>2024</w:t>
-      </w:r>
-      <w:r>
-        <w:rPr>
-          <w:i/>
-          <w:sz w:val="28"/>
-          <w:szCs w:val="28"/>
-        </w:rPr>
-        <w:t xml:space="preserve"> của </w:t>
-      </w:r>
-      <w:r>
-        <w:rPr>
-          <w:i/>
-          <w:sz w:val="28"/>
-          <w:szCs w:val="28"/>
-        </w:rPr>
-        <w:t xml:space="preserve">Viện trưởng Viện Y học </w:t>
-      </w:r>
-      <w:r>
-        <w:rPr>
-          <w:i/>
-          <w:sz w:val="28"/>
-          <w:szCs w:val="28"/>
-        </w:rPr>
-        <w:t>ứ</w:t>
-      </w:r>
-      <w:r>
-        <w:rPr>
-          <w:i/>
-          <w:sz w:val="28"/>
-          <w:szCs w:val="28"/>
-        </w:rPr>
-        <w:t xml:space="preserve">ng dụng Việt Nam về việc </w:t>
-      </w:r>
-      <w:r>
-        <w:rPr>
-          <w:i/>
-          <w:sz w:val="28"/>
-          <w:szCs w:val="28"/>
-        </w:rPr>
-        <w:t xml:space="preserve">Thành lập </w:t>
-      </w:r>
-      <w:r>
-        <w:rPr>
-          <w:i/>
-          <w:sz w:val="28"/>
-          <w:szCs w:val="28"/>
-        </w:rPr>
-        <w:t>Hội đồng Đạo đức trong nghiên cứu Y học</w:t>
-      </w:r>
-      <w:r>
-        <w:rPr>
-          <w:i/>
-          <w:sz w:val="28"/>
-          <w:szCs w:val="28"/>
-        </w:rPr>
-        <w:t xml:space="preserve"> </w:t>
-      </w:r>
-      <w:r>
-        <w:rPr>
-          <w:i/>
-          <w:sz w:val="28"/>
-          <w:szCs w:val="28"/>
-        </w:rPr>
-        <w:t>của</w:t>
-      </w:r>
-      <w:r>
-        <w:rPr>
-          <w:i/>
-          <w:sz w:val="28"/>
-          <w:szCs w:val="28"/>
-        </w:rPr>
-        <w:t xml:space="preserve"> </w:t>
-      </w:r>
-      <w:r>
-        <w:rPr>
-          <w:i/>
-          <w:sz w:val="28"/>
-          <w:szCs w:val="28"/>
-        </w:rPr>
-        <w:t xml:space="preserve">Viện </w:t>
-      </w:r>
-      <w:r>
-        <w:rPr>
-          <w:i/>
-          <w:sz w:val="28"/>
-          <w:szCs w:val="28"/>
-        </w:rPr>
-        <w:t>Y học ứng dụng Việt Nam</w:t>
-      </w:r>
-      <w:r>
-        <w:rPr>
-          <w:i/>
-          <w:sz w:val="28"/>
-          <w:szCs w:val="28"/>
-        </w:rPr>
-        <w:t>;</w:t>
+      </w:r>
+      <w:r>
+        <w:rPr>
+          <w:i/>
+          <w:sz w:val="28"/>
+          <w:szCs w:val="28"/>
+        </w:rPr>
+      </w:r>
+      <w:r>
+        <w:rPr>
+          <w:i/>
+          <w:sz w:val="28"/>
+          <w:szCs w:val="28"/>
+        </w:rPr>
+      </w:r>
+      <w:r>
+        <w:rPr>
+          <w:i/>
+          <w:sz w:val="28"/>
+          <w:szCs w:val="28"/>
+        </w:rPr>
+      </w:r>
+      <w:r>
+        <w:rPr>
+          <w:i/>
+          <w:sz w:val="28"/>
+          <w:szCs w:val="28"/>
+        </w:rPr>
+      </w:r>
+      <w:r>
+        <w:rPr>
+          <w:i/>
+          <w:sz w:val="28"/>
+          <w:szCs w:val="28"/>
+        </w:rPr>
+      </w:r>
+      <w:r>
+        <w:rPr>
+          <w:i/>
+          <w:sz w:val="28"/>
+          <w:szCs w:val="28"/>
+        </w:rPr>
+      </w:r>
+      <w:r>
+        <w:rPr>
+          <w:i/>
+          <w:sz w:val="28"/>
+          <w:szCs w:val="28"/>
+        </w:rPr>
+      </w:r>
+      <w:r>
+        <w:rPr>
+          <w:i/>
+          <w:sz w:val="28"/>
+          <w:szCs w:val="28"/>
+        </w:rPr>
+      </w:r>
+      <w:r>
+        <w:rPr>
+          <w:i/>
+          <w:sz w:val="28"/>
+          <w:szCs w:val="28"/>
+        </w:rPr>
+      </w:r>
+      <w:r>
+        <w:rPr>
+          <w:i/>
+          <w:sz w:val="28"/>
+          <w:szCs w:val="28"/>
+        </w:rPr>
+      </w:r>
+      <w:r>
+        <w:rPr>
+          <w:i/>
+          <w:sz w:val="28"/>
+          <w:szCs w:val="28"/>
+        </w:rPr>
+      </w:r>
+      <w:r>
+        <w:rPr>
+          <w:i/>
+          <w:sz w:val="28"/>
+          <w:szCs w:val="28"/>
+        </w:rPr>
+      </w:r>
+      <w:r>
+        <w:rPr>
+          <w:i/>
+          <w:sz w:val="28"/>
+          <w:szCs w:val="28"/>
+        </w:rPr>
+      </w:r>
+      <w:r>
+        <w:rPr>
+          <w:i/>
+          <w:sz w:val="28"/>
+          <w:szCs w:val="28"/>
+        </w:rPr>
       </w:r>
     </w:p>
     <w:p>
@@ -640,55 +608,49 @@
           <w:sz w:val="28"/>
           <w:szCs w:val="28"/>
         </w:rPr>
-        <w:t xml:space="preserve">Trên cơ sở </w:t>
-      </w:r>
-      <w:r>
-        <w:rPr>
-          <w:i/>
-          <w:sz w:val="28"/>
-          <w:szCs w:val="28"/>
-        </w:rPr>
-        <w:t>B</w:t>
-      </w:r>
-      <w:r>
-        <w:rPr>
-          <w:i/>
-          <w:sz w:val="28"/>
-          <w:szCs w:val="28"/>
-        </w:rPr>
-        <w:t xml:space="preserve">iên bản họp </w:t>
-      </w:r>
-      <w:r>
-        <w:rPr>
-          <w:i/>
-          <w:sz w:val="28"/>
-          <w:szCs w:val="28"/>
-        </w:rPr>
-        <w:t>HĐĐĐ</w:t>
-      </w:r>
-      <w:r>
-        <w:rPr>
-          <w:i/>
-          <w:sz w:val="28"/>
-          <w:szCs w:val="28"/>
-        </w:rPr>
-        <w:t xml:space="preserve"> </w:t>
-      </w:r>
-      <w:r>
-        <w:rPr>
-          <w:i/>
-          <w:sz w:val="28"/>
-          <w:szCs w:val="28"/>
-        </w:rPr>
-        <w:t>ngày</w:t>
-      </w:r>
-      <w:r>
-        <w:rPr>
-          <w:i/>
-          <w:sz w:val="28"/>
-          <w:szCs w:val="28"/>
-        </w:rPr>
-        <w:t xml:space="preserve"> </w:t>
+        <w:t xml:space="preserve">Trên cơ sở Biên bản họp HĐĐĐ ngày      tháng      năm {{NAM}}; </w:t>
+      </w:r>
+      <w:r>
+        <w:rPr>
+          <w:i/>
+          <w:sz w:val="28"/>
+          <w:szCs w:val="28"/>
+        </w:rPr>
+      </w:r>
+      <w:r>
+        <w:rPr>
+          <w:i/>
+          <w:sz w:val="28"/>
+          <w:szCs w:val="28"/>
+        </w:rPr>
+      </w:r>
+      <w:r>
+        <w:rPr>
+          <w:i/>
+          <w:sz w:val="28"/>
+          <w:szCs w:val="28"/>
+        </w:rPr>
+      </w:r>
+      <w:r>
+        <w:rPr>
+          <w:i/>
+          <w:sz w:val="28"/>
+          <w:szCs w:val="28"/>
+        </w:rPr>
+      </w:r>
+      <w:r>
+        <w:rPr>
+          <w:i/>
+          <w:sz w:val="28"/>
+          <w:szCs w:val="28"/>
+        </w:rPr>
+      </w:r>
+      <w:r>
+        <w:rPr>
+          <w:i/>
+          <w:sz w:val="28"/>
+          <w:szCs w:val="28"/>
+        </w:rPr>
       </w:r>
       <w:r>
         <w:rPr>
@@ -697,7 +659,6 @@
           <w:szCs w:val="28"/>
           <w:lang w:val="vi-VN"/>
         </w:rPr>
-        <w:t xml:space="preserve">    </w:t>
       </w:r>
       <w:r>
         <w:rPr>
@@ -706,15 +667,13 @@
           <w:szCs w:val="28"/>
           <w:lang w:val="vi-VN"/>
         </w:rPr>
-        <w:t xml:space="preserve"> </w:t>
-      </w:r>
-      <w:r>
-        <w:rPr>
-          <w:i/>
-          <w:sz w:val="28"/>
-          <w:szCs w:val="28"/>
-        </w:rPr>
-        <w:t xml:space="preserve">tháng </w:t>
+      </w:r>
+      <w:r>
+        <w:rPr>
+          <w:i/>
+          <w:sz w:val="28"/>
+          <w:szCs w:val="28"/>
+        </w:rPr>
       </w:r>
       <w:r>
         <w:rPr>
@@ -723,7 +682,6 @@
           <w:szCs w:val="28"/>
           <w:lang w:val="vi-VN"/>
         </w:rPr>
-        <w:t xml:space="preserve">    </w:t>
       </w:r>
       <w:r>
         <w:rPr>
@@ -732,39 +690,34 @@
           <w:szCs w:val="28"/>
           <w:lang w:val="vi-VN"/>
         </w:rPr>
-        <w:t xml:space="preserve"> </w:t>
-      </w:r>
-      <w:r>
-        <w:rPr>
-          <w:i/>
-          <w:sz w:val="28"/>
-          <w:szCs w:val="28"/>
-        </w:rPr>
-        <w:t xml:space="preserve">năm </w:t>
-      </w:r>
-      <w:r>
-        <w:rPr>
-          <w:i/>
-          <w:sz w:val="28"/>
-          <w:szCs w:val="28"/>
-        </w:rPr>
-        <w:t>2024</w:t>
-      </w:r>
-      <w:r>
-        <w:rPr>
-          <w:i/>
-          <w:sz w:val="28"/>
-          <w:szCs w:val="28"/>
-        </w:rPr>
-        <w:t>;</w:t>
-      </w:r>
-      <w:r>
-        <w:rPr>
-          <w:i/>
-          <w:sz w:val="28"/>
-          <w:szCs w:val="28"/>
-        </w:rPr>
-        <w:t xml:space="preserve"> </w:t>
+      </w:r>
+      <w:r>
+        <w:rPr>
+          <w:i/>
+          <w:sz w:val="28"/>
+          <w:szCs w:val="28"/>
+        </w:rPr>
+      </w:r>
+      <w:r>
+        <w:rPr>
+          <w:i/>
+          <w:sz w:val="28"/>
+          <w:szCs w:val="28"/>
+        </w:rPr>
+      </w:r>
+      <w:r>
+        <w:rPr>
+          <w:i/>
+          <w:sz w:val="28"/>
+          <w:szCs w:val="28"/>
+        </w:rPr>
+      </w:r>
+      <w:r>
+        <w:rPr>
+          <w:i/>
+          <w:sz w:val="28"/>
+          <w:szCs w:val="28"/>
+        </w:rPr>
       </w:r>
     </w:p>
     <w:p>
@@ -957,7 +910,7 @@
           <w:sz w:val="28"/>
           <w:szCs w:val="28"/>
         </w:rPr>
-        <w:t>“</w:t>
+        <w:t>“{{TEN_DE_TAI}}”.</w:t>
       </w:r>
       <w:r>
         <w:rPr>
@@ -965,7 +918,6 @@
           <w:sz w:val="28"/>
           <w:szCs w:val="28"/>
         </w:rPr>
-        <w:t>Đánh giá hiệu quả sản phẩm sữa dinh dưỡng pha sẵn KUN DOCTOR COLOSTRUM lên tình trạng dinh dưỡng, miễn dịch, tiêu hóa và giấc ngủ của trẻ từ 24 đến 72 tháng tuổi</w:t>
       </w:r>
       <w:r>
         <w:rPr>
@@ -973,7 +925,6 @@
           <w:sz w:val="28"/>
           <w:szCs w:val="28"/>
         </w:rPr>
-        <w:t>”</w:t>
       </w:r>
       <w:r>
         <w:rPr>
@@ -981,7 +932,6 @@
           <w:sz w:val="28"/>
           <w:szCs w:val="28"/>
         </w:rPr>
-        <w:t>.</w:t>
       </w:r>
     </w:p>
     <w:p>
@@ -1004,49 +954,43 @@
           <w:sz w:val="28"/>
           <w:szCs w:val="28"/>
         </w:rPr>
-        <w:t>C</w:t>
-      </w:r>
-      <w:r>
-        <w:rPr>
-          <w:sz w:val="28"/>
-          <w:szCs w:val="28"/>
-        </w:rPr>
-        <w:t xml:space="preserve">hủ nhiệm đề tài: </w:t>
-      </w:r>
-      <w:r>
-        <w:rPr>
-          <w:sz w:val="28"/>
-          <w:szCs w:val="28"/>
-        </w:rPr>
-        <w:t>T</w:t>
-      </w:r>
-      <w:r>
-        <w:rPr>
-          <w:sz w:val="28"/>
-          <w:szCs w:val="28"/>
-        </w:rPr>
-        <w:t>s.</w:t>
-      </w:r>
-      <w:r>
-        <w:rPr>
-          <w:sz w:val="28"/>
-          <w:szCs w:val="28"/>
-        </w:rPr>
-        <w:t xml:space="preserve"> B</w:t>
-      </w:r>
-      <w:r>
-        <w:rPr>
-          <w:sz w:val="28"/>
-          <w:szCs w:val="28"/>
-        </w:rPr>
-        <w:t xml:space="preserve">s. </w:t>
-      </w:r>
-      <w:r>
-        <w:rPr>
-          <w:sz w:val="28"/>
-          <w:szCs w:val="28"/>
-        </w:rPr>
-        <w:t>Trương Hồng Sơn</w:t>
+        <w:t>Chủ nhiệm đề tài: {{CHU_NHIEM_HO_TEN}}</w:t>
+      </w:r>
+      <w:r>
+        <w:rPr>
+          <w:sz w:val="28"/>
+          <w:szCs w:val="28"/>
+        </w:rPr>
+      </w:r>
+      <w:r>
+        <w:rPr>
+          <w:sz w:val="28"/>
+          <w:szCs w:val="28"/>
+        </w:rPr>
+      </w:r>
+      <w:r>
+        <w:rPr>
+          <w:sz w:val="28"/>
+          <w:szCs w:val="28"/>
+        </w:rPr>
+      </w:r>
+      <w:r>
+        <w:rPr>
+          <w:sz w:val="28"/>
+          <w:szCs w:val="28"/>
+        </w:rPr>
+      </w:r>
+      <w:r>
+        <w:rPr>
+          <w:sz w:val="28"/>
+          <w:szCs w:val="28"/>
+        </w:rPr>
+      </w:r>
+      <w:r>
+        <w:rPr>
+          <w:sz w:val="28"/>
+          <w:szCs w:val="28"/>
+        </w:rPr>
       </w:r>
     </w:p>
     <w:p>
@@ -1068,14 +1012,13 @@
           <w:sz w:val="28"/>
           <w:szCs w:val="28"/>
         </w:rPr>
-        <w:t xml:space="preserve">Cơ quan </w:t>
-      </w:r>
-      <w:r>
-        <w:rPr>
-          <w:sz w:val="28"/>
-          <w:szCs w:val="28"/>
-        </w:rPr>
-        <w:t>thực</w:t>
+        <w:t>Cơ quan thực hiện đề tài:  {{DON_VI_CHU_TRI}}.</w:t>
+      </w:r>
+      <w:r>
+        <w:rPr>
+          <w:sz w:val="28"/>
+          <w:szCs w:val="28"/>
+        </w:rPr>
       </w:r>
       <w:r>
         <w:rPr>
@@ -1083,21 +1026,18 @@
           <w:szCs w:val="28"/>
           <w:lang w:val="vi-VN"/>
         </w:rPr>
-        <w:t xml:space="preserve"> hiện </w:t>
-      </w:r>
-      <w:r>
-        <w:rPr>
-          <w:sz w:val="28"/>
-          <w:szCs w:val="28"/>
-        </w:rPr>
-        <w:t xml:space="preserve">đề tài: </w:t>
-      </w:r>
-      <w:r>
-        <w:rPr>
-          <w:sz w:val="28"/>
-          <w:szCs w:val="28"/>
-        </w:rPr>
-        <w:t xml:space="preserve"> </w:t>
+      </w:r>
+      <w:r>
+        <w:rPr>
+          <w:sz w:val="28"/>
+          <w:szCs w:val="28"/>
+        </w:rPr>
+      </w:r>
+      <w:r>
+        <w:rPr>
+          <w:sz w:val="28"/>
+          <w:szCs w:val="28"/>
+        </w:rPr>
       </w:r>
       <w:r>
         <w:rPr>
@@ -1105,21 +1045,18 @@
           <w:sz w:val="28"/>
           <w:szCs w:val="28"/>
         </w:rPr>
-        <w:t xml:space="preserve">Viện </w:t>
-      </w:r>
-      <w:r>
-        <w:rPr>
-          <w:sz w:val="28"/>
-          <w:szCs w:val="28"/>
-        </w:rPr>
-        <w:t>Y học ứng dụng Việt Nam</w:t>
-      </w:r>
-      <w:r>
-        <w:rPr>
-          <w:sz w:val="28"/>
-          <w:szCs w:val="28"/>
-        </w:rPr>
-        <w:t>.</w:t>
+      </w:r>
+      <w:r>
+        <w:rPr>
+          <w:sz w:val="28"/>
+          <w:szCs w:val="28"/>
+        </w:rPr>
+      </w:r>
+      <w:r>
+        <w:rPr>
+          <w:sz w:val="28"/>
+          <w:szCs w:val="28"/>
+        </w:rPr>
       </w:r>
     </w:p>
     <w:p>
@@ -1201,63 +1138,55 @@
           <w:sz w:val="28"/>
           <w:szCs w:val="28"/>
         </w:rPr>
-        <w:t xml:space="preserve">Thời gian nghiên cứu: </w:t>
-      </w:r>
-      <w:r>
-        <w:rPr>
-          <w:sz w:val="28"/>
-          <w:szCs w:val="28"/>
-        </w:rPr>
-        <w:t xml:space="preserve">Từ </w:t>
-      </w:r>
-      <w:r>
-        <w:rPr>
-          <w:sz w:val="28"/>
-          <w:szCs w:val="28"/>
-        </w:rPr>
-        <w:t>12</w:t>
-      </w:r>
-      <w:r>
-        <w:rPr>
-          <w:sz w:val="28"/>
-          <w:szCs w:val="28"/>
-        </w:rPr>
-        <w:t>/</w:t>
-      </w:r>
-      <w:r>
-        <w:rPr>
-          <w:sz w:val="28"/>
-          <w:szCs w:val="28"/>
-        </w:rPr>
-        <w:t>2024</w:t>
-      </w:r>
-      <w:r>
-        <w:rPr>
-          <w:sz w:val="28"/>
-          <w:szCs w:val="28"/>
-        </w:rPr>
-        <w:t xml:space="preserve"> đến </w:t>
-      </w:r>
-      <w:r>
-        <w:rPr>
-          <w:sz w:val="28"/>
-          <w:szCs w:val="28"/>
-        </w:rPr>
-        <w:t>05</w:t>
-      </w:r>
-      <w:r>
-        <w:rPr>
-          <w:sz w:val="28"/>
-          <w:szCs w:val="28"/>
-        </w:rPr>
-        <w:t>/</w:t>
-      </w:r>
-      <w:r>
-        <w:rPr>
-          <w:sz w:val="28"/>
-          <w:szCs w:val="28"/>
-        </w:rPr>
-        <w:t>2024</w:t>
+        <w:t>Thời gian nghiên cứu: Từ 12/{{NAM}} đến 05/{{NAM}}</w:t>
+      </w:r>
+      <w:r>
+        <w:rPr>
+          <w:sz w:val="28"/>
+          <w:szCs w:val="28"/>
+        </w:rPr>
+      </w:r>
+      <w:r>
+        <w:rPr>
+          <w:sz w:val="28"/>
+          <w:szCs w:val="28"/>
+        </w:rPr>
+      </w:r>
+      <w:r>
+        <w:rPr>
+          <w:sz w:val="28"/>
+          <w:szCs w:val="28"/>
+        </w:rPr>
+      </w:r>
+      <w:r>
+        <w:rPr>
+          <w:sz w:val="28"/>
+          <w:szCs w:val="28"/>
+        </w:rPr>
+      </w:r>
+      <w:r>
+        <w:rPr>
+          <w:sz w:val="28"/>
+          <w:szCs w:val="28"/>
+        </w:rPr>
+      </w:r>
+      <w:r>
+        <w:rPr>
+          <w:sz w:val="28"/>
+          <w:szCs w:val="28"/>
+        </w:rPr>
+      </w:r>
+      <w:r>
+        <w:rPr>
+          <w:sz w:val="28"/>
+          <w:szCs w:val="28"/>
+        </w:rPr>
+      </w:r>
+      <w:r>
+        <w:rPr>
+          <w:sz w:val="28"/>
+          <w:szCs w:val="28"/>
+        </w:rPr>
       </w:r>
     </w:p>
     <w:p>

--- a/01. Hồ sơ đạo đức đề cương - MẪU/04. QĐ chấp nhận đạo đức.docx
+++ b/01. Hồ sơ đạo đức đề cương - MẪU/04. QĐ chấp nhận đạo đức.docx
@@ -1079,14 +1079,13 @@
           <w:sz w:val="28"/>
           <w:szCs w:val="28"/>
         </w:rPr>
-        <w:t xml:space="preserve">Địa điểm triển khai nghiên cứu: </w:t>
-      </w:r>
-      <w:r>
-        <w:rPr>
-          <w:sz w:val="28"/>
-          <w:szCs w:val="28"/>
-        </w:rPr>
-        <w:t>tỉnh</w:t>
+        <w:t xml:space="preserve">Địa điểm triển khai nghiên cứu: {{DIA_DIEM_TRIEN_KHAI}} </w:t>
+      </w:r>
+      <w:r>
+        <w:rPr>
+          <w:sz w:val="28"/>
+          <w:szCs w:val="28"/>
+        </w:rPr>
       </w:r>
       <w:r>
         <w:rPr>
@@ -1094,7 +1093,6 @@
           <w:szCs w:val="28"/>
           <w:lang w:val="vi-VN"/>
         </w:rPr>
-        <w:t xml:space="preserve"> </w:t>
       </w:r>
       <w:r>
         <w:rPr>
@@ -1102,21 +1100,18 @@
           <w:szCs w:val="28"/>
           <w:lang w:val="vi-VN"/>
         </w:rPr>
-        <w:t>Thái Nguyên</w:t>
-      </w:r>
-      <w:r>
-        <w:rPr>
-          <w:sz w:val="28"/>
-          <w:szCs w:val="28"/>
-        </w:rPr>
-        <w:t>.</w:t>
-      </w:r>
-      <w:r>
-        <w:rPr>
-          <w:sz w:val="28"/>
-          <w:szCs w:val="28"/>
-        </w:rPr>
-        <w:t xml:space="preserve"> </w:t>
+      </w:r>
+      <w:r>
+        <w:rPr>
+          <w:sz w:val="28"/>
+          <w:szCs w:val="28"/>
+        </w:rPr>
+      </w:r>
+      <w:r>
+        <w:rPr>
+          <w:sz w:val="28"/>
+          <w:szCs w:val="28"/>
+        </w:rPr>
       </w:r>
     </w:p>
     <w:p>
@@ -1138,7 +1133,7 @@
           <w:sz w:val="28"/>
           <w:szCs w:val="28"/>
         </w:rPr>
-        <w:t>Thời gian nghiên cứu: Từ 12/{{NAM}} đến 05/{{NAM}}</w:t>
+        <w:t>Thời gian nghiên cứu: Từ {{THOI_GIAN_BAT_DAU}} đến {{THOI_GIAN_KET_THUC}}</w:t>
       </w:r>
       <w:r>
         <w:rPr>

--- a/01. Hồ sơ đạo đức đề cương - MẪU/04. QĐ chấp nhận đạo đức.docx
+++ b/01. Hồ sơ đạo đức đề cương - MẪU/04. QĐ chấp nhận đạo đức.docx
@@ -1,6 +1,6 @@
 
 <file path=word/document.xml><?xml version="1.0" encoding="utf-8"?>
-<w:document xmlns:wpc="http://schemas.microsoft.com/office/word/2010/wordprocessingCanvas" xmlns:cx="http://schemas.microsoft.com/office/drawing/2014/chartex" xmlns:cx1="http://schemas.microsoft.com/office/drawing/2015/9/8/chartex" xmlns:cx2="http://schemas.microsoft.com/office/drawing/2015/10/21/chartex" xmlns:cx3="http://schemas.microsoft.com/office/drawing/2016/5/9/chartex" xmlns:cx4="http://schemas.microsoft.com/office/drawing/2016/5/10/chartex" xmlns:cx5="http://schemas.microsoft.com/office/drawing/2016/5/11/chartex" xmlns:cx6="http://schemas.microsoft.com/office/drawing/2016/5/12/chartex" xmlns:cx7="http://schemas.microsoft.com/office/drawing/2016/5/13/chartex" xmlns:cx8="http://schemas.microsoft.com/office/drawing/2016/5/14/chartex" xmlns:mc="http://schemas.openxmlformats.org/markup-compatibility/2006" xmlns:aink="http://schemas.microsoft.com/office/drawing/2016/ink" xmlns:am3d="http://schemas.microsoft.com/office/drawing/2017/model3d" xmlns:o="urn:schemas-microsoft-com:office:office" xmlns:oel="http://schemas.microsoft.com/office/2019/extlst" xmlns:r="http://schemas.openxmlformats.org/officeDocument/2006/relationships" xmlns:m="http://schemas.openxmlformats.org/officeDocument/2006/math" xmlns:v="urn:schemas-microsoft-com:vml" xmlns:wp14="http://schemas.microsoft.com/office/word/2010/wordprocessingDrawing" xmlns:wp="http://schemas.openxmlformats.org/drawingml/2006/wordprocessingDrawing" xmlns:w10="urn:schemas-microsoft-com:office:word" xmlns:w="http://schemas.openxmlformats.org/wordprocessingml/2006/main" xmlns:w14="http://schemas.microsoft.com/office/word/2010/wordml" xmlns:w15="http://schemas.microsoft.com/office/word/2012/wordml" xmlns:w16cex="http://schemas.microsoft.com/office/word/2018/wordml/cex" xmlns:w16cid="http://schemas.microsoft.com/office/word/2016/wordml/cid" xmlns:w16="http://schemas.microsoft.com/office/word/2018/wordml" xmlns:w16du="http://schemas.microsoft.com/office/word/2023/wordml/word16du" xmlns:w16sdtdh="http://schemas.microsoft.com/office/word/2020/wordml/sdtdatahash" xmlns:w16se="http://schemas.microsoft.com/office/word/2015/wordml/symex" xmlns:wpg="http://schemas.microsoft.com/office/word/2010/wordprocessingGroup" xmlns:wpi="http://schemas.microsoft.com/office/word/2010/wordprocessingInk" xmlns:wne="http://schemas.microsoft.com/office/word/2006/wordml" xmlns:wps="http://schemas.microsoft.com/office/word/2010/wordprocessingShape" mc:Ignorable="w14 w15 w16se w16cid w16 w16cex w16sdtdh w16du wp14">
+<w:document xmlns:wpc="http://schemas.microsoft.com/office/word/2010/wordprocessingCanvas" xmlns:cx="http://schemas.microsoft.com/office/drawing/2014/chartex" xmlns:cx1="http://schemas.microsoft.com/office/drawing/2015/9/8/chartex" xmlns:cx2="http://schemas.microsoft.com/office/drawing/2015/10/21/chartex" xmlns:cx3="http://schemas.microsoft.com/office/drawing/2016/5/9/chartex" xmlns:cx4="http://schemas.microsoft.com/office/drawing/2016/5/10/chartex" xmlns:cx5="http://schemas.microsoft.com/office/drawing/2016/5/11/chartex" xmlns:cx6="http://schemas.microsoft.com/office/drawing/2016/5/12/chartex" xmlns:cx7="http://schemas.microsoft.com/office/drawing/2016/5/13/chartex" xmlns:cx8="http://schemas.microsoft.com/office/drawing/2016/5/14/chartex" xmlns:mc="http://schemas.openxmlformats.org/markup-compatibility/2006" xmlns:aink="http://schemas.microsoft.com/office/drawing/2016/ink" xmlns:am3d="http://schemas.microsoft.com/office/drawing/2017/model3d" xmlns:o="urn:schemas-microsoft-com:office:office" xmlns:oel="http://schemas.microsoft.com/office/2019/extlst" xmlns:r="http://schemas.openxmlformats.org/officeDocument/2006/relationships" xmlns:m="http://schemas.openxmlformats.org/officeDocument/2006/math" xmlns:v="urn:schemas-microsoft-com:vml" xmlns:wp14="http://schemas.microsoft.com/office/word/2010/wordprocessingDrawing" xmlns:wp="http://schemas.openxmlformats.org/drawingml/2006/wordprocessingDrawing" xmlns:w10="urn:schemas-microsoft-com:office:word" xmlns:w="http://schemas.openxmlformats.org/wordprocessingml/2006/main" xmlns:w14="http://schemas.microsoft.com/office/word/2010/wordml" xmlns:w15="http://schemas.microsoft.com/office/word/2012/wordml" xmlns:w16cex="http://schemas.microsoft.com/office/word/2018/wordml/cex" xmlns:w16cid="http://schemas.microsoft.com/office/word/2016/wordml/cid" xmlns:w16="http://schemas.microsoft.com/office/word/2018/wordml" xmlns:w16du="http://schemas.microsoft.com/office/word/2023/wordml/word16du" xmlns:w16sdtdh="http://schemas.microsoft.com/office/word/2020/wordml/sdtdatahash" xmlns:w16sdtfl="http://schemas.microsoft.com/office/word/2024/wordml/sdtformatlock" xmlns:w16se="http://schemas.microsoft.com/office/word/2015/wordml/symex" xmlns:wpg="http://schemas.microsoft.com/office/word/2010/wordprocessingGroup" xmlns:wpi="http://schemas.microsoft.com/office/word/2010/wordprocessingInk" xmlns:wne="http://schemas.microsoft.com/office/word/2006/wordml" xmlns:wps="http://schemas.microsoft.com/office/word/2010/wordprocessingShape" mc:Ignorable="w14 w15 w16se w16cid w16 w16cex w16sdtdh w16sdtfl w16du wp14">
   <w:body>
     <w:tbl>
       <w:tblPr>
@@ -89,25 +89,28 @@
                 <w:sz w:val="26"/>
                 <w:szCs w:val="26"/>
               </w:rPr>
-              <w:t>Số:       /QĐ-YHUD/{{NAM}}</w:t>
+              <w:t>Số:</w:t>
             </w:r>
             <w:r>
               <w:rPr>
                 <w:sz w:val="26"/>
                 <w:szCs w:val="26"/>
               </w:rPr>
+              <w:t xml:space="preserve">       </w:t>
             </w:r>
             <w:r>
               <w:rPr>
                 <w:sz w:val="26"/>
                 <w:szCs w:val="26"/>
               </w:rPr>
+              <w:t>/QĐ-YHUD/</w:t>
             </w:r>
             <w:r>
               <w:rPr>
                 <w:sz w:val="26"/>
                 <w:szCs w:val="26"/>
               </w:rPr>
+              <w:t>{{NAM}}</w:t>
             </w:r>
           </w:p>
           <w:p>
@@ -202,7 +205,7 @@
                 <w:szCs w:val="26"/>
                 <w:lang w:val="en-GB"/>
               </w:rPr>
-              <w:t>Hà Nội, ngày     tháng       năm {{NAM}}</w:t>
+              <w:t xml:space="preserve">Hà Nội, ngày </w:t>
             </w:r>
             <w:r>
               <w:rPr>
@@ -213,6 +216,7 @@
                 <w:szCs w:val="26"/>
                 <w:lang w:val="en-GB"/>
               </w:rPr>
+              <w:t xml:space="preserve">   </w:t>
             </w:r>
             <w:r>
               <w:rPr>
@@ -222,6 +226,7 @@
                 <w:szCs w:val="26"/>
                 <w:lang w:val="vi-VN"/>
               </w:rPr>
+              <w:t xml:space="preserve"> </w:t>
             </w:r>
             <w:r>
               <w:rPr>
@@ -231,6 +236,7 @@
                 <w:szCs w:val="26"/>
                 <w:lang w:val="en-GB"/>
               </w:rPr>
+              <w:t>tháng</w:t>
             </w:r>
             <w:r>
               <w:rPr>
@@ -240,6 +246,7 @@
                 <w:szCs w:val="26"/>
                 <w:lang w:val="vi-VN"/>
               </w:rPr>
+              <w:t xml:space="preserve"> </w:t>
             </w:r>
             <w:r>
               <w:rPr>
@@ -250,6 +257,7 @@
                 <w:szCs w:val="26"/>
                 <w:lang w:val="en-GB"/>
               </w:rPr>
+              <w:t xml:space="preserve">     </w:t>
             </w:r>
             <w:r>
               <w:rPr>
@@ -259,6 +267,7 @@
                 <w:szCs w:val="26"/>
                 <w:lang w:val="en-GB"/>
               </w:rPr>
+              <w:t xml:space="preserve"> </w:t>
             </w:r>
             <w:r>
               <w:rPr>
@@ -268,6 +277,7 @@
                 <w:szCs w:val="26"/>
                 <w:lang w:val="en-GB"/>
               </w:rPr>
+              <w:t xml:space="preserve">năm </w:t>
             </w:r>
             <w:r>
               <w:rPr>
@@ -277,6 +287,7 @@
                 <w:szCs w:val="26"/>
                 <w:lang w:val="en-GB"/>
               </w:rPr>
+              <w:t>{{NAM}}</w:t>
             </w:r>
           </w:p>
         </w:tc>
@@ -434,7 +445,7 @@
           <w:sz w:val="28"/>
           <w:szCs w:val="28"/>
         </w:rPr>
-        <w:t>Căn cứ Quyết định số     /QĐ-YHUD/{{NAM}} ngày     /    /{{NAM}} của Viện trưởng Viện Y học ứng dụng Việt Nam về việc Thành lập Hội đồng Đạo đức trong nghiên cứu Y học của Viện Y học ứng dụng Việt Nam;</w:t>
+        <w:t xml:space="preserve">Căn cứ Quyết định số </w:t>
       </w:r>
       <w:r>
         <w:rPr>
@@ -443,27 +454,31 @@
           <w:szCs w:val="28"/>
           <w:lang w:val="vi-VN"/>
         </w:rPr>
-      </w:r>
-      <w:r>
-        <w:rPr>
-          <w:i/>
-          <w:sz w:val="28"/>
-          <w:szCs w:val="28"/>
-        </w:rPr>
-      </w:r>
-      <w:r>
-        <w:rPr>
-          <w:i/>
-          <w:sz w:val="28"/>
-          <w:szCs w:val="28"/>
-        </w:rPr>
-      </w:r>
-      <w:r>
-        <w:rPr>
-          <w:i/>
-          <w:sz w:val="28"/>
-          <w:szCs w:val="28"/>
-        </w:rPr>
+        <w:t xml:space="preserve">    </w:t>
+      </w:r>
+      <w:r>
+        <w:rPr>
+          <w:i/>
+          <w:sz w:val="28"/>
+          <w:szCs w:val="28"/>
+        </w:rPr>
+        <w:t>/QĐ-YHUD/</w:t>
+      </w:r>
+      <w:r>
+        <w:rPr>
+          <w:i/>
+          <w:sz w:val="28"/>
+          <w:szCs w:val="28"/>
+        </w:rPr>
+        <w:t>{{NAM}}</w:t>
+      </w:r>
+      <w:r>
+        <w:rPr>
+          <w:i/>
+          <w:sz w:val="28"/>
+          <w:szCs w:val="28"/>
+        </w:rPr>
+        <w:t xml:space="preserve"> ngày </w:t>
       </w:r>
       <w:r>
         <w:rPr>
@@ -472,13 +487,15 @@
           <w:szCs w:val="28"/>
           <w:lang w:val="vi-VN"/>
         </w:rPr>
-      </w:r>
-      <w:r>
-        <w:rPr>
-          <w:i/>
-          <w:sz w:val="28"/>
-          <w:szCs w:val="28"/>
-        </w:rPr>
+        <w:t xml:space="preserve">    </w:t>
+      </w:r>
+      <w:r>
+        <w:rPr>
+          <w:i/>
+          <w:sz w:val="28"/>
+          <w:szCs w:val="28"/>
+        </w:rPr>
+        <w:t>/</w:t>
       </w:r>
       <w:r>
         <w:rPr>
@@ -487,104 +504,119 @@
           <w:szCs w:val="28"/>
           <w:lang w:val="vi-VN"/>
         </w:rPr>
-      </w:r>
-      <w:r>
-        <w:rPr>
-          <w:i/>
-          <w:sz w:val="28"/>
-          <w:szCs w:val="28"/>
-        </w:rPr>
-      </w:r>
-      <w:r>
-        <w:rPr>
-          <w:i/>
-          <w:sz w:val="28"/>
-          <w:szCs w:val="28"/>
-        </w:rPr>
-      </w:r>
-      <w:r>
-        <w:rPr>
-          <w:i/>
-          <w:sz w:val="28"/>
-          <w:szCs w:val="28"/>
-        </w:rPr>
-      </w:r>
-      <w:r>
-        <w:rPr>
-          <w:i/>
-          <w:sz w:val="28"/>
-          <w:szCs w:val="28"/>
-        </w:rPr>
-      </w:r>
-      <w:r>
-        <w:rPr>
-          <w:i/>
-          <w:sz w:val="28"/>
-          <w:szCs w:val="28"/>
-        </w:rPr>
-      </w:r>
-      <w:r>
-        <w:rPr>
-          <w:i/>
-          <w:sz w:val="28"/>
-          <w:szCs w:val="28"/>
-        </w:rPr>
-      </w:r>
-      <w:r>
-        <w:rPr>
-          <w:i/>
-          <w:sz w:val="28"/>
-          <w:szCs w:val="28"/>
-        </w:rPr>
-      </w:r>
-      <w:r>
-        <w:rPr>
-          <w:i/>
-          <w:sz w:val="28"/>
-          <w:szCs w:val="28"/>
-        </w:rPr>
-      </w:r>
-      <w:r>
-        <w:rPr>
-          <w:i/>
-          <w:sz w:val="28"/>
-          <w:szCs w:val="28"/>
-        </w:rPr>
-      </w:r>
-      <w:r>
-        <w:rPr>
-          <w:i/>
-          <w:sz w:val="28"/>
-          <w:szCs w:val="28"/>
-        </w:rPr>
-      </w:r>
-      <w:r>
-        <w:rPr>
-          <w:i/>
-          <w:sz w:val="28"/>
-          <w:szCs w:val="28"/>
-        </w:rPr>
-      </w:r>
-      <w:r>
-        <w:rPr>
-          <w:i/>
-          <w:sz w:val="28"/>
-          <w:szCs w:val="28"/>
-        </w:rPr>
-      </w:r>
-      <w:r>
-        <w:rPr>
-          <w:i/>
-          <w:sz w:val="28"/>
-          <w:szCs w:val="28"/>
-        </w:rPr>
-      </w:r>
-      <w:r>
-        <w:rPr>
-          <w:i/>
-          <w:sz w:val="28"/>
-          <w:szCs w:val="28"/>
-        </w:rPr>
+        <w:t xml:space="preserve">    </w:t>
+      </w:r>
+      <w:r>
+        <w:rPr>
+          <w:i/>
+          <w:sz w:val="28"/>
+          <w:szCs w:val="28"/>
+        </w:rPr>
+        <w:t>/</w:t>
+      </w:r>
+      <w:r>
+        <w:rPr>
+          <w:i/>
+          <w:sz w:val="28"/>
+          <w:szCs w:val="28"/>
+        </w:rPr>
+        <w:t>{{NAM}}</w:t>
+      </w:r>
+      <w:r>
+        <w:rPr>
+          <w:i/>
+          <w:sz w:val="28"/>
+          <w:szCs w:val="28"/>
+        </w:rPr>
+        <w:t xml:space="preserve"> của </w:t>
+      </w:r>
+      <w:r>
+        <w:rPr>
+          <w:i/>
+          <w:sz w:val="28"/>
+          <w:szCs w:val="28"/>
+        </w:rPr>
+        <w:t xml:space="preserve">Viện trưởng Viện Y học </w:t>
+      </w:r>
+      <w:r>
+        <w:rPr>
+          <w:i/>
+          <w:sz w:val="28"/>
+          <w:szCs w:val="28"/>
+        </w:rPr>
+        <w:t>ứ</w:t>
+      </w:r>
+      <w:r>
+        <w:rPr>
+          <w:i/>
+          <w:sz w:val="28"/>
+          <w:szCs w:val="28"/>
+        </w:rPr>
+        <w:t xml:space="preserve">ng dụng Việt Nam về việc </w:t>
+      </w:r>
+      <w:r>
+        <w:rPr>
+          <w:i/>
+          <w:sz w:val="28"/>
+          <w:szCs w:val="28"/>
+        </w:rPr>
+        <w:t xml:space="preserve">Thành lập </w:t>
+      </w:r>
+      <w:r>
+        <w:rPr>
+          <w:i/>
+          <w:sz w:val="28"/>
+          <w:szCs w:val="28"/>
+        </w:rPr>
+        <w:t>Hội đồng Đạo đức trong nghiên cứu Y học</w:t>
+      </w:r>
+      <w:r>
+        <w:rPr>
+          <w:i/>
+          <w:sz w:val="28"/>
+          <w:szCs w:val="28"/>
+        </w:rPr>
+        <w:t xml:space="preserve"> </w:t>
+      </w:r>
+      <w:r>
+        <w:rPr>
+          <w:i/>
+          <w:sz w:val="28"/>
+          <w:szCs w:val="28"/>
+        </w:rPr>
+        <w:t>của</w:t>
+      </w:r>
+      <w:r>
+        <w:rPr>
+          <w:i/>
+          <w:sz w:val="28"/>
+          <w:szCs w:val="28"/>
+        </w:rPr>
+        <w:t xml:space="preserve"> </w:t>
+      </w:r>
+      <w:r>
+        <w:rPr>
+          <w:i/>
+          <w:sz w:val="28"/>
+          <w:szCs w:val="28"/>
+        </w:rPr>
+        <w:t xml:space="preserve">Viện </w:t>
+      </w:r>
+      <w:r>
+        <w:rPr>
+          <w:i/>
+          <w:sz w:val="28"/>
+          <w:szCs w:val="28"/>
+        </w:rPr>
+        <w:t>Y học ứng dụng Việt Nam</w:t>
+      </w:r>
+      <w:r>
+        <w:rPr>
+          <w:i/>
+          <w:sz w:val="28"/>
+          <w:szCs w:val="28"/>
+        </w:rPr>
+        <w:t>;</w:t>
       </w:r>
     </w:p>
     <w:p>
@@ -608,49 +640,55 @@
           <w:sz w:val="28"/>
           <w:szCs w:val="28"/>
         </w:rPr>
-        <w:t xml:space="preserve">Trên cơ sở Biên bản họp HĐĐĐ ngày      tháng      năm {{NAM}}; </w:t>
-      </w:r>
-      <w:r>
-        <w:rPr>
-          <w:i/>
-          <w:sz w:val="28"/>
-          <w:szCs w:val="28"/>
-        </w:rPr>
-      </w:r>
-      <w:r>
-        <w:rPr>
-          <w:i/>
-          <w:sz w:val="28"/>
-          <w:szCs w:val="28"/>
-        </w:rPr>
-      </w:r>
-      <w:r>
-        <w:rPr>
-          <w:i/>
-          <w:sz w:val="28"/>
-          <w:szCs w:val="28"/>
-        </w:rPr>
-      </w:r>
-      <w:r>
-        <w:rPr>
-          <w:i/>
-          <w:sz w:val="28"/>
-          <w:szCs w:val="28"/>
-        </w:rPr>
-      </w:r>
-      <w:r>
-        <w:rPr>
-          <w:i/>
-          <w:sz w:val="28"/>
-          <w:szCs w:val="28"/>
-        </w:rPr>
-      </w:r>
-      <w:r>
-        <w:rPr>
-          <w:i/>
-          <w:sz w:val="28"/>
-          <w:szCs w:val="28"/>
-        </w:rPr>
+        <w:t xml:space="preserve">Trên cơ sở </w:t>
+      </w:r>
+      <w:r>
+        <w:rPr>
+          <w:i/>
+          <w:sz w:val="28"/>
+          <w:szCs w:val="28"/>
+        </w:rPr>
+        <w:t>B</w:t>
+      </w:r>
+      <w:r>
+        <w:rPr>
+          <w:i/>
+          <w:sz w:val="28"/>
+          <w:szCs w:val="28"/>
+        </w:rPr>
+        <w:t xml:space="preserve">iên bản họp </w:t>
+      </w:r>
+      <w:r>
+        <w:rPr>
+          <w:i/>
+          <w:sz w:val="28"/>
+          <w:szCs w:val="28"/>
+        </w:rPr>
+        <w:t>HĐĐĐ</w:t>
+      </w:r>
+      <w:r>
+        <w:rPr>
+          <w:i/>
+          <w:sz w:val="28"/>
+          <w:szCs w:val="28"/>
+        </w:rPr>
+        <w:t xml:space="preserve"> </w:t>
+      </w:r>
+      <w:r>
+        <w:rPr>
+          <w:i/>
+          <w:sz w:val="28"/>
+          <w:szCs w:val="28"/>
+        </w:rPr>
+        <w:t>ngày</w:t>
+      </w:r>
+      <w:r>
+        <w:rPr>
+          <w:i/>
+          <w:sz w:val="28"/>
+          <w:szCs w:val="28"/>
+        </w:rPr>
+        <w:t xml:space="preserve"> </w:t>
       </w:r>
       <w:r>
         <w:rPr>
@@ -659,6 +697,7 @@
           <w:szCs w:val="28"/>
           <w:lang w:val="vi-VN"/>
         </w:rPr>
+        <w:t xml:space="preserve">    </w:t>
       </w:r>
       <w:r>
         <w:rPr>
@@ -667,13 +706,15 @@
           <w:szCs w:val="28"/>
           <w:lang w:val="vi-VN"/>
         </w:rPr>
-      </w:r>
-      <w:r>
-        <w:rPr>
-          <w:i/>
-          <w:sz w:val="28"/>
-          <w:szCs w:val="28"/>
-        </w:rPr>
+        <w:t xml:space="preserve"> </w:t>
+      </w:r>
+      <w:r>
+        <w:rPr>
+          <w:i/>
+          <w:sz w:val="28"/>
+          <w:szCs w:val="28"/>
+        </w:rPr>
+        <w:t xml:space="preserve">tháng </w:t>
       </w:r>
       <w:r>
         <w:rPr>
@@ -682,6 +723,7 @@
           <w:szCs w:val="28"/>
           <w:lang w:val="vi-VN"/>
         </w:rPr>
+        <w:t xml:space="preserve">    </w:t>
       </w:r>
       <w:r>
         <w:rPr>
@@ -690,34 +732,39 @@
           <w:szCs w:val="28"/>
           <w:lang w:val="vi-VN"/>
         </w:rPr>
-      </w:r>
-      <w:r>
-        <w:rPr>
-          <w:i/>
-          <w:sz w:val="28"/>
-          <w:szCs w:val="28"/>
-        </w:rPr>
-      </w:r>
-      <w:r>
-        <w:rPr>
-          <w:i/>
-          <w:sz w:val="28"/>
-          <w:szCs w:val="28"/>
-        </w:rPr>
-      </w:r>
-      <w:r>
-        <w:rPr>
-          <w:i/>
-          <w:sz w:val="28"/>
-          <w:szCs w:val="28"/>
-        </w:rPr>
-      </w:r>
-      <w:r>
-        <w:rPr>
-          <w:i/>
-          <w:sz w:val="28"/>
-          <w:szCs w:val="28"/>
-        </w:rPr>
+        <w:t xml:space="preserve"> </w:t>
+      </w:r>
+      <w:r>
+        <w:rPr>
+          <w:i/>
+          <w:sz w:val="28"/>
+          <w:szCs w:val="28"/>
+        </w:rPr>
+        <w:t xml:space="preserve">năm </w:t>
+      </w:r>
+      <w:r>
+        <w:rPr>
+          <w:i/>
+          <w:sz w:val="28"/>
+          <w:szCs w:val="28"/>
+        </w:rPr>
+        <w:t>{{NAM}}</w:t>
+      </w:r>
+      <w:r>
+        <w:rPr>
+          <w:i/>
+          <w:sz w:val="28"/>
+          <w:szCs w:val="28"/>
+        </w:rPr>
+        <w:t>;</w:t>
+      </w:r>
+      <w:r>
+        <w:rPr>
+          <w:i/>
+          <w:sz w:val="28"/>
+          <w:szCs w:val="28"/>
+        </w:rPr>
+        <w:t xml:space="preserve"> </w:t>
       </w:r>
     </w:p>
     <w:p>
@@ -910,7 +957,7 @@
           <w:sz w:val="28"/>
           <w:szCs w:val="28"/>
         </w:rPr>
-        <w:t>“{{TEN_DE_TAI}}”.</w:t>
+        <w:t>“</w:t>
       </w:r>
       <w:r>
         <w:rPr>
@@ -918,6 +965,7 @@
           <w:sz w:val="28"/>
           <w:szCs w:val="28"/>
         </w:rPr>
+        <w:t>{{TEN_DE_TAI}}</w:t>
       </w:r>
       <w:r>
         <w:rPr>
@@ -925,6 +973,7 @@
           <w:sz w:val="28"/>
           <w:szCs w:val="28"/>
         </w:rPr>
+        <w:t>”</w:t>
       </w:r>
       <w:r>
         <w:rPr>
@@ -932,6 +981,7 @@
           <w:sz w:val="28"/>
           <w:szCs w:val="28"/>
         </w:rPr>
+        <w:t>.</w:t>
       </w:r>
     </w:p>
     <w:p>
@@ -956,42 +1006,6 @@
         </w:rPr>
         <w:t>Chủ nhiệm đề tài: {{CHU_NHIEM_HO_TEN}}</w:t>
       </w:r>
-      <w:r>
-        <w:rPr>
-          <w:sz w:val="28"/>
-          <w:szCs w:val="28"/>
-        </w:rPr>
-      </w:r>
-      <w:r>
-        <w:rPr>
-          <w:sz w:val="28"/>
-          <w:szCs w:val="28"/>
-        </w:rPr>
-      </w:r>
-      <w:r>
-        <w:rPr>
-          <w:sz w:val="28"/>
-          <w:szCs w:val="28"/>
-        </w:rPr>
-      </w:r>
-      <w:r>
-        <w:rPr>
-          <w:sz w:val="28"/>
-          <w:szCs w:val="28"/>
-        </w:rPr>
-      </w:r>
-      <w:r>
-        <w:rPr>
-          <w:sz w:val="28"/>
-          <w:szCs w:val="28"/>
-        </w:rPr>
-      </w:r>
-      <w:r>
-        <w:rPr>
-          <w:sz w:val="28"/>
-          <w:szCs w:val="28"/>
-        </w:rPr>
-      </w:r>
     </w:p>
     <w:p>
       <w:pPr>
@@ -1014,50 +1028,6 @@
         </w:rPr>
         <w:t>Cơ quan thực hiện đề tài:  {{DON_VI_CHU_TRI}}.</w:t>
       </w:r>
-      <w:r>
-        <w:rPr>
-          <w:sz w:val="28"/>
-          <w:szCs w:val="28"/>
-        </w:rPr>
-      </w:r>
-      <w:r>
-        <w:rPr>
-          <w:sz w:val="28"/>
-          <w:szCs w:val="28"/>
-          <w:lang w:val="vi-VN"/>
-        </w:rPr>
-      </w:r>
-      <w:r>
-        <w:rPr>
-          <w:sz w:val="28"/>
-          <w:szCs w:val="28"/>
-        </w:rPr>
-      </w:r>
-      <w:r>
-        <w:rPr>
-          <w:sz w:val="28"/>
-          <w:szCs w:val="28"/>
-        </w:rPr>
-      </w:r>
-      <w:r>
-        <w:rPr>
-          <w:color w:val="000000"/>
-          <w:sz w:val="28"/>
-          <w:szCs w:val="28"/>
-        </w:rPr>
-      </w:r>
-      <w:r>
-        <w:rPr>
-          <w:sz w:val="28"/>
-          <w:szCs w:val="28"/>
-        </w:rPr>
-      </w:r>
-      <w:r>
-        <w:rPr>
-          <w:sz w:val="28"/>
-          <w:szCs w:val="28"/>
-        </w:rPr>
-      </w:r>
     </w:p>
     <w:p>
       <w:pPr>
@@ -1079,39 +1049,14 @@
           <w:sz w:val="28"/>
           <w:szCs w:val="28"/>
         </w:rPr>
-        <w:t xml:space="preserve">Địa điểm triển khai nghiên cứu: {{DIA_DIEM_TRIEN_KHAI}} </w:t>
-      </w:r>
-      <w:r>
-        <w:rPr>
-          <w:sz w:val="28"/>
-          <w:szCs w:val="28"/>
-        </w:rPr>
-      </w:r>
-      <w:r>
-        <w:rPr>
-          <w:sz w:val="28"/>
-          <w:szCs w:val="28"/>
-          <w:lang w:val="vi-VN"/>
-        </w:rPr>
-      </w:r>
-      <w:r>
-        <w:rPr>
-          <w:sz w:val="28"/>
-          <w:szCs w:val="28"/>
-          <w:lang w:val="vi-VN"/>
-        </w:rPr>
-      </w:r>
-      <w:r>
-        <w:rPr>
-          <w:sz w:val="28"/>
-          <w:szCs w:val="28"/>
-        </w:rPr>
-      </w:r>
-      <w:r>
-        <w:rPr>
-          <w:sz w:val="28"/>
-          <w:szCs w:val="28"/>
-        </w:rPr>
+        <w:t>Địa điểm triển khai nghiên cứu: {{DIA_DIEM_TRIEN_KHAI}}.</w:t>
+      </w:r>
+      <w:r>
+        <w:rPr>
+          <w:sz w:val="28"/>
+          <w:szCs w:val="28"/>
+        </w:rPr>
+        <w:t xml:space="preserve"> </w:t>
       </w:r>
     </w:p>
     <w:p>
@@ -1134,54 +1079,6 @@
           <w:szCs w:val="28"/>
         </w:rPr>
         <w:t>Thời gian nghiên cứu: Từ {{THOI_GIAN_BAT_DAU}} đến {{THOI_GIAN_KET_THUC}}</w:t>
-      </w:r>
-      <w:r>
-        <w:rPr>
-          <w:sz w:val="28"/>
-          <w:szCs w:val="28"/>
-        </w:rPr>
-      </w:r>
-      <w:r>
-        <w:rPr>
-          <w:sz w:val="28"/>
-          <w:szCs w:val="28"/>
-        </w:rPr>
-      </w:r>
-      <w:r>
-        <w:rPr>
-          <w:sz w:val="28"/>
-          <w:szCs w:val="28"/>
-        </w:rPr>
-      </w:r>
-      <w:r>
-        <w:rPr>
-          <w:sz w:val="28"/>
-          <w:szCs w:val="28"/>
-        </w:rPr>
-      </w:r>
-      <w:r>
-        <w:rPr>
-          <w:sz w:val="28"/>
-          <w:szCs w:val="28"/>
-        </w:rPr>
-      </w:r>
-      <w:r>
-        <w:rPr>
-          <w:sz w:val="28"/>
-          <w:szCs w:val="28"/>
-        </w:rPr>
-      </w:r>
-      <w:r>
-        <w:rPr>
-          <w:sz w:val="28"/>
-          <w:szCs w:val="28"/>
-        </w:rPr>
-      </w:r>
-      <w:r>
-        <w:rPr>
-          <w:sz w:val="28"/>
-          <w:szCs w:val="28"/>
-        </w:rPr>
       </w:r>
     </w:p>
     <w:p>
@@ -1513,7 +1410,7 @@
 </file>
 
 <file path=word/endnotes.xml><?xml version="1.0" encoding="utf-8"?>
-<w:endnotes xmlns:wpc="http://schemas.microsoft.com/office/word/2010/wordprocessingCanvas" xmlns:cx="http://schemas.microsoft.com/office/drawing/2014/chartex" xmlns:cx1="http://schemas.microsoft.com/office/drawing/2015/9/8/chartex" xmlns:cx2="http://schemas.microsoft.com/office/drawing/2015/10/21/chartex" xmlns:cx3="http://schemas.microsoft.com/office/drawing/2016/5/9/chartex" xmlns:cx4="http://schemas.microsoft.com/office/drawing/2016/5/10/chartex" xmlns:cx5="http://schemas.microsoft.com/office/drawing/2016/5/11/chartex" xmlns:cx6="http://schemas.microsoft.com/office/drawing/2016/5/12/chartex" xmlns:cx7="http://schemas.microsoft.com/office/drawing/2016/5/13/chartex" xmlns:cx8="http://schemas.microsoft.com/office/drawing/2016/5/14/chartex" xmlns:mc="http://schemas.openxmlformats.org/markup-compatibility/2006" xmlns:aink="http://schemas.microsoft.com/office/drawing/2016/ink" xmlns:am3d="http://schemas.microsoft.com/office/drawing/2017/model3d" xmlns:o="urn:schemas-microsoft-com:office:office" xmlns:oel="http://schemas.microsoft.com/office/2019/extlst" xmlns:r="http://schemas.openxmlformats.org/officeDocument/2006/relationships" xmlns:m="http://schemas.openxmlformats.org/officeDocument/2006/math" xmlns:v="urn:schemas-microsoft-com:vml" xmlns:wp14="http://schemas.microsoft.com/office/word/2010/wordprocessingDrawing" xmlns:wp="http://schemas.openxmlformats.org/drawingml/2006/wordprocessingDrawing" xmlns:w10="urn:schemas-microsoft-com:office:word" xmlns:w="http://schemas.openxmlformats.org/wordprocessingml/2006/main" xmlns:w14="http://schemas.microsoft.com/office/word/2010/wordml" xmlns:w15="http://schemas.microsoft.com/office/word/2012/wordml" xmlns:w16cex="http://schemas.microsoft.com/office/word/2018/wordml/cex" xmlns:w16cid="http://schemas.microsoft.com/office/word/2016/wordml/cid" xmlns:w16="http://schemas.microsoft.com/office/word/2018/wordml" xmlns:w16du="http://schemas.microsoft.com/office/word/2023/wordml/word16du" xmlns:w16sdtdh="http://schemas.microsoft.com/office/word/2020/wordml/sdtdatahash" xmlns:w16se="http://schemas.microsoft.com/office/word/2015/wordml/symex" xmlns:wpg="http://schemas.microsoft.com/office/word/2010/wordprocessingGroup" xmlns:wpi="http://schemas.microsoft.com/office/word/2010/wordprocessingInk" xmlns:wne="http://schemas.microsoft.com/office/word/2006/wordml" xmlns:wps="http://schemas.microsoft.com/office/word/2010/wordprocessingShape" mc:Ignorable="w14 w15 w16se w16cid w16 w16cex w16sdtdh w16du wp14">
+<w:endnotes xmlns:wpc="http://schemas.microsoft.com/office/word/2010/wordprocessingCanvas" xmlns:cx="http://schemas.microsoft.com/office/drawing/2014/chartex" xmlns:cx1="http://schemas.microsoft.com/office/drawing/2015/9/8/chartex" xmlns:cx2="http://schemas.microsoft.com/office/drawing/2015/10/21/chartex" xmlns:cx3="http://schemas.microsoft.com/office/drawing/2016/5/9/chartex" xmlns:cx4="http://schemas.microsoft.com/office/drawing/2016/5/10/chartex" xmlns:cx5="http://schemas.microsoft.com/office/drawing/2016/5/11/chartex" xmlns:cx6="http://schemas.microsoft.com/office/drawing/2016/5/12/chartex" xmlns:cx7="http://schemas.microsoft.com/office/drawing/2016/5/13/chartex" xmlns:cx8="http://schemas.microsoft.com/office/drawing/2016/5/14/chartex" xmlns:mc="http://schemas.openxmlformats.org/markup-compatibility/2006" xmlns:aink="http://schemas.microsoft.com/office/drawing/2016/ink" xmlns:am3d="http://schemas.microsoft.com/office/drawing/2017/model3d" xmlns:o="urn:schemas-microsoft-com:office:office" xmlns:oel="http://schemas.microsoft.com/office/2019/extlst" xmlns:r="http://schemas.openxmlformats.org/officeDocument/2006/relationships" xmlns:m="http://schemas.openxmlformats.org/officeDocument/2006/math" xmlns:v="urn:schemas-microsoft-com:vml" xmlns:wp14="http://schemas.microsoft.com/office/word/2010/wordprocessingDrawing" xmlns:wp="http://schemas.openxmlformats.org/drawingml/2006/wordprocessingDrawing" xmlns:w10="urn:schemas-microsoft-com:office:word" xmlns:w="http://schemas.openxmlformats.org/wordprocessingml/2006/main" xmlns:w14="http://schemas.microsoft.com/office/word/2010/wordml" xmlns:w15="http://schemas.microsoft.com/office/word/2012/wordml" xmlns:w16cex="http://schemas.microsoft.com/office/word/2018/wordml/cex" xmlns:w16cid="http://schemas.microsoft.com/office/word/2016/wordml/cid" xmlns:w16="http://schemas.microsoft.com/office/word/2018/wordml" xmlns:w16du="http://schemas.microsoft.com/office/word/2023/wordml/word16du" xmlns:w16sdtdh="http://schemas.microsoft.com/office/word/2020/wordml/sdtdatahash" xmlns:w16sdtfl="http://schemas.microsoft.com/office/word/2024/wordml/sdtformatlock" xmlns:w16se="http://schemas.microsoft.com/office/word/2015/wordml/symex" xmlns:wpg="http://schemas.microsoft.com/office/word/2010/wordprocessingGroup" xmlns:wpi="http://schemas.microsoft.com/office/word/2010/wordprocessingInk" xmlns:wne="http://schemas.microsoft.com/office/word/2006/wordml" xmlns:wps="http://schemas.microsoft.com/office/word/2010/wordprocessingShape" mc:Ignorable="w14 w15 w16se w16cid w16 w16cex w16sdtdh w16sdtfl w16du wp14">
   <w:endnote w:type="separator" w:id="-1">
     <w:p>
       <w:r>
@@ -1535,7 +1432,7 @@
 </file>
 
 <file path=word/footnotes.xml><?xml version="1.0" encoding="utf-8"?>
-<w:footnotes xmlns:wpc="http://schemas.microsoft.com/office/word/2010/wordprocessingCanvas" xmlns:cx="http://schemas.microsoft.com/office/drawing/2014/chartex" xmlns:cx1="http://schemas.microsoft.com/office/drawing/2015/9/8/chartex" xmlns:cx2="http://schemas.microsoft.com/office/drawing/2015/10/21/chartex" xmlns:cx3="http://schemas.microsoft.com/office/drawing/2016/5/9/chartex" xmlns:cx4="http://schemas.microsoft.com/office/drawing/2016/5/10/chartex" xmlns:cx5="http://schemas.microsoft.com/office/drawing/2016/5/11/chartex" xmlns:cx6="http://schemas.microsoft.com/office/drawing/2016/5/12/chartex" xmlns:cx7="http://schemas.microsoft.com/office/drawing/2016/5/13/chartex" xmlns:cx8="http://schemas.microsoft.com/office/drawing/2016/5/14/chartex" xmlns:mc="http://schemas.openxmlformats.org/markup-compatibility/2006" xmlns:aink="http://schemas.microsoft.com/office/drawing/2016/ink" xmlns:am3d="http://schemas.microsoft.com/office/drawing/2017/model3d" xmlns:o="urn:schemas-microsoft-com:office:office" xmlns:oel="http://schemas.microsoft.com/office/2019/extlst" xmlns:r="http://schemas.openxmlformats.org/officeDocument/2006/relationships" xmlns:m="http://schemas.openxmlformats.org/officeDocument/2006/math" xmlns:v="urn:schemas-microsoft-com:vml" xmlns:wp14="http://schemas.microsoft.com/office/word/2010/wordprocessingDrawing" xmlns:wp="http://schemas.openxmlformats.org/drawingml/2006/wordprocessingDrawing" xmlns:w10="urn:schemas-microsoft-com:office:word" xmlns:w="http://schemas.openxmlformats.org/wordprocessingml/2006/main" xmlns:w14="http://schemas.microsoft.com/office/word/2010/wordml" xmlns:w15="http://schemas.microsoft.com/office/word/2012/wordml" xmlns:w16cex="http://schemas.microsoft.com/office/word/2018/wordml/cex" xmlns:w16cid="http://schemas.microsoft.com/office/word/2016/wordml/cid" xmlns:w16="http://schemas.microsoft.com/office/word/2018/wordml" xmlns:w16du="http://schemas.microsoft.com/office/word/2023/wordml/word16du" xmlns:w16sdtdh="http://schemas.microsoft.com/office/word/2020/wordml/sdtdatahash" xmlns:w16se="http://schemas.microsoft.com/office/word/2015/wordml/symex" xmlns:wpg="http://schemas.microsoft.com/office/word/2010/wordprocessingGroup" xmlns:wpi="http://schemas.microsoft.com/office/word/2010/wordprocessingInk" xmlns:wne="http://schemas.microsoft.com/office/word/2006/wordml" xmlns:wps="http://schemas.microsoft.com/office/word/2010/wordprocessingShape" mc:Ignorable="w14 w15 w16se w16cid w16 w16cex w16sdtdh w16du wp14">
+<w:footnotes xmlns:wpc="http://schemas.microsoft.com/office/word/2010/wordprocessingCanvas" xmlns:cx="http://schemas.microsoft.com/office/drawing/2014/chartex" xmlns:cx1="http://schemas.microsoft.com/office/drawing/2015/9/8/chartex" xmlns:cx2="http://schemas.microsoft.com/office/drawing/2015/10/21/chartex" xmlns:cx3="http://schemas.microsoft.com/office/drawing/2016/5/9/chartex" xmlns:cx4="http://schemas.microsoft.com/office/drawing/2016/5/10/chartex" xmlns:cx5="http://schemas.microsoft.com/office/drawing/2016/5/11/chartex" xmlns:cx6="http://schemas.microsoft.com/office/drawing/2016/5/12/chartex" xmlns:cx7="http://schemas.microsoft.com/office/drawing/2016/5/13/chartex" xmlns:cx8="http://schemas.microsoft.com/office/drawing/2016/5/14/chartex" xmlns:mc="http://schemas.openxmlformats.org/markup-compatibility/2006" xmlns:aink="http://schemas.microsoft.com/office/drawing/2016/ink" xmlns:am3d="http://schemas.microsoft.com/office/drawing/2017/model3d" xmlns:o="urn:schemas-microsoft-com:office:office" xmlns:oel="http://schemas.microsoft.com/office/2019/extlst" xmlns:r="http://schemas.openxmlformats.org/officeDocument/2006/relationships" xmlns:m="http://schemas.openxmlformats.org/officeDocument/2006/math" xmlns:v="urn:schemas-microsoft-com:vml" xmlns:wp14="http://schemas.microsoft.com/office/word/2010/wordprocessingDrawing" xmlns:wp="http://schemas.openxmlformats.org/drawingml/2006/wordprocessingDrawing" xmlns:w10="urn:schemas-microsoft-com:office:word" xmlns:w="http://schemas.openxmlformats.org/wordprocessingml/2006/main" xmlns:w14="http://schemas.microsoft.com/office/word/2010/wordml" xmlns:w15="http://schemas.microsoft.com/office/word/2012/wordml" xmlns:w16cex="http://schemas.microsoft.com/office/word/2018/wordml/cex" xmlns:w16cid="http://schemas.microsoft.com/office/word/2016/wordml/cid" xmlns:w16="http://schemas.microsoft.com/office/word/2018/wordml" xmlns:w16du="http://schemas.microsoft.com/office/word/2023/wordml/word16du" xmlns:w16sdtdh="http://schemas.microsoft.com/office/word/2020/wordml/sdtdatahash" xmlns:w16sdtfl="http://schemas.microsoft.com/office/word/2024/wordml/sdtformatlock" xmlns:w16se="http://schemas.microsoft.com/office/word/2015/wordml/symex" xmlns:wpg="http://schemas.microsoft.com/office/word/2010/wordprocessingGroup" xmlns:wpi="http://schemas.microsoft.com/office/word/2010/wordprocessingInk" xmlns:wne="http://schemas.microsoft.com/office/word/2006/wordml" xmlns:wps="http://schemas.microsoft.com/office/word/2010/wordprocessingShape" mc:Ignorable="w14 w15 w16se w16cid w16 w16cex w16sdtdh w16sdtfl w16du wp14">
   <w:footnote w:type="separator" w:id="-1">
     <w:p>
       <w:r>
@@ -1557,7 +1454,7 @@
 </file>
 
 <file path=word/numbering.xml><?xml version="1.0" encoding="utf-8"?>
-<w:numbering xmlns:wpc="http://schemas.microsoft.com/office/word/2010/wordprocessingCanvas" xmlns:cx="http://schemas.microsoft.com/office/drawing/2014/chartex" xmlns:cx1="http://schemas.microsoft.com/office/drawing/2015/9/8/chartex" xmlns:cx2="http://schemas.microsoft.com/office/drawing/2015/10/21/chartex" xmlns:cx3="http://schemas.microsoft.com/office/drawing/2016/5/9/chartex" xmlns:cx4="http://schemas.microsoft.com/office/drawing/2016/5/10/chartex" xmlns:cx5="http://schemas.microsoft.com/office/drawing/2016/5/11/chartex" xmlns:cx6="http://schemas.microsoft.com/office/drawing/2016/5/12/chartex" xmlns:cx7="http://schemas.microsoft.com/office/drawing/2016/5/13/chartex" xmlns:cx8="http://schemas.microsoft.com/office/drawing/2016/5/14/chartex" xmlns:mc="http://schemas.openxmlformats.org/markup-compatibility/2006" xmlns:aink="http://schemas.microsoft.com/office/drawing/2016/ink" xmlns:am3d="http://schemas.microsoft.com/office/drawing/2017/model3d" xmlns:o="urn:schemas-microsoft-com:office:office" xmlns:oel="http://schemas.microsoft.com/office/2019/extlst" xmlns:r="http://schemas.openxmlformats.org/officeDocument/2006/relationships" xmlns:m="http://schemas.openxmlformats.org/officeDocument/2006/math" xmlns:v="urn:schemas-microsoft-com:vml" xmlns:wp14="http://schemas.microsoft.com/office/word/2010/wordprocessingDrawing" xmlns:wp="http://schemas.openxmlformats.org/drawingml/2006/wordprocessingDrawing" xmlns:w10="urn:schemas-microsoft-com:office:word" xmlns:w="http://schemas.openxmlformats.org/wordprocessingml/2006/main" xmlns:w14="http://schemas.microsoft.com/office/word/2010/wordml" xmlns:w15="http://schemas.microsoft.com/office/word/2012/wordml" xmlns:w16cex="http://schemas.microsoft.com/office/word/2018/wordml/cex" xmlns:w16cid="http://schemas.microsoft.com/office/word/2016/wordml/cid" xmlns:w16="http://schemas.microsoft.com/office/word/2018/wordml" xmlns:w16du="http://schemas.microsoft.com/office/word/2023/wordml/word16du" xmlns:w16sdtdh="http://schemas.microsoft.com/office/word/2020/wordml/sdtdatahash" xmlns:w16se="http://schemas.microsoft.com/office/word/2015/wordml/symex" xmlns:wpg="http://schemas.microsoft.com/office/word/2010/wordprocessingGroup" xmlns:wpi="http://schemas.microsoft.com/office/word/2010/wordprocessingInk" xmlns:wne="http://schemas.microsoft.com/office/word/2006/wordml" xmlns:wps="http://schemas.microsoft.com/office/word/2010/wordprocessingShape" mc:Ignorable="w14 w15 w16se w16cid w16 w16cex w16sdtdh w16du wp14">
+<w:numbering xmlns:wpc="http://schemas.microsoft.com/office/word/2010/wordprocessingCanvas" xmlns:cx="http://schemas.microsoft.com/office/drawing/2014/chartex" xmlns:cx1="http://schemas.microsoft.com/office/drawing/2015/9/8/chartex" xmlns:cx2="http://schemas.microsoft.com/office/drawing/2015/10/21/chartex" xmlns:cx3="http://schemas.microsoft.com/office/drawing/2016/5/9/chartex" xmlns:cx4="http://schemas.microsoft.com/office/drawing/2016/5/10/chartex" xmlns:cx5="http://schemas.microsoft.com/office/drawing/2016/5/11/chartex" xmlns:cx6="http://schemas.microsoft.com/office/drawing/2016/5/12/chartex" xmlns:cx7="http://schemas.microsoft.com/office/drawing/2016/5/13/chartex" xmlns:cx8="http://schemas.microsoft.com/office/drawing/2016/5/14/chartex" xmlns:mc="http://schemas.openxmlformats.org/markup-compatibility/2006" xmlns:aink="http://schemas.microsoft.com/office/drawing/2016/ink" xmlns:am3d="http://schemas.microsoft.com/office/drawing/2017/model3d" xmlns:o="urn:schemas-microsoft-com:office:office" xmlns:oel="http://schemas.microsoft.com/office/2019/extlst" xmlns:r="http://schemas.openxmlformats.org/officeDocument/2006/relationships" xmlns:m="http://schemas.openxmlformats.org/officeDocument/2006/math" xmlns:v="urn:schemas-microsoft-com:vml" xmlns:wp14="http://schemas.microsoft.com/office/word/2010/wordprocessingDrawing" xmlns:wp="http://schemas.openxmlformats.org/drawingml/2006/wordprocessingDrawing" xmlns:w10="urn:schemas-microsoft-com:office:word" xmlns:w="http://schemas.openxmlformats.org/wordprocessingml/2006/main" xmlns:w14="http://schemas.microsoft.com/office/word/2010/wordml" xmlns:w15="http://schemas.microsoft.com/office/word/2012/wordml" xmlns:w16cex="http://schemas.microsoft.com/office/word/2018/wordml/cex" xmlns:w16cid="http://schemas.microsoft.com/office/word/2016/wordml/cid" xmlns:w16="http://schemas.microsoft.com/office/word/2018/wordml" xmlns:w16du="http://schemas.microsoft.com/office/word/2023/wordml/word16du" xmlns:w16sdtdh="http://schemas.microsoft.com/office/word/2020/wordml/sdtdatahash" xmlns:w16sdtfl="http://schemas.microsoft.com/office/word/2024/wordml/sdtformatlock" xmlns:w16se="http://schemas.microsoft.com/office/word/2015/wordml/symex" xmlns:wpg="http://schemas.microsoft.com/office/word/2010/wordprocessingGroup" xmlns:wpi="http://schemas.microsoft.com/office/word/2010/wordprocessingInk" xmlns:wne="http://schemas.microsoft.com/office/word/2006/wordml" xmlns:wps="http://schemas.microsoft.com/office/word/2010/wordprocessingShape" mc:Ignorable="w14 w15 w16se w16cid w16 w16cex w16sdtdh w16sdtfl w16du wp14">
   <w:abstractNum w:abstractNumId="0" w15:restartNumberingAfterBreak="0">
     <w:nsid w:val="FFFFFF1D"/>
     <w:multiLevelType w:val="multilevel"/>
@@ -2744,7 +2641,7 @@
 </file>
 
 <file path=word/styles.xml><?xml version="1.0" encoding="utf-8"?>
-<w:styles xmlns:mc="http://schemas.openxmlformats.org/markup-compatibility/2006" xmlns:r="http://schemas.openxmlformats.org/officeDocument/2006/relationships" xmlns:w="http://schemas.openxmlformats.org/wordprocessingml/2006/main" xmlns:w14="http://schemas.microsoft.com/office/word/2010/wordml" xmlns:w15="http://schemas.microsoft.com/office/word/2012/wordml" xmlns:w16cex="http://schemas.microsoft.com/office/word/2018/wordml/cex" xmlns:w16cid="http://schemas.microsoft.com/office/word/2016/wordml/cid" xmlns:w16="http://schemas.microsoft.com/office/word/2018/wordml" xmlns:w16du="http://schemas.microsoft.com/office/word/2023/wordml/word16du" xmlns:w16sdtdh="http://schemas.microsoft.com/office/word/2020/wordml/sdtdatahash" xmlns:w16se="http://schemas.microsoft.com/office/word/2015/wordml/symex" mc:Ignorable="w14 w15 w16se w16cid w16 w16cex w16sdtdh w16du">
+<w:styles xmlns:mc="http://schemas.openxmlformats.org/markup-compatibility/2006" xmlns:r="http://schemas.openxmlformats.org/officeDocument/2006/relationships" xmlns:w="http://schemas.openxmlformats.org/wordprocessingml/2006/main" xmlns:w14="http://schemas.microsoft.com/office/word/2010/wordml" xmlns:w15="http://schemas.microsoft.com/office/word/2012/wordml" xmlns:w16cex="http://schemas.microsoft.com/office/word/2018/wordml/cex" xmlns:w16cid="http://schemas.microsoft.com/office/word/2016/wordml/cid" xmlns:w16="http://schemas.microsoft.com/office/word/2018/wordml" xmlns:w16du="http://schemas.microsoft.com/office/word/2023/wordml/word16du" xmlns:w16sdtdh="http://schemas.microsoft.com/office/word/2020/wordml/sdtdatahash" xmlns:w16sdtfl="http://schemas.microsoft.com/office/word/2024/wordml/sdtformatlock" xmlns:w16se="http://schemas.microsoft.com/office/word/2015/wordml/symex" mc:Ignorable="w14 w15 w16se w16cid w16 w16cex w16sdtdh w16sdtfl w16du">
   <w:docDefaults>
     <w:rPrDefault>
       <w:rPr>

--- a/01. Hồ sơ đạo đức đề cương - MẪU/04. QĐ chấp nhận đạo đức.docx
+++ b/01. Hồ sơ đạo đức đề cương - MẪU/04. QĐ chấp nhận đạo đức.docx
@@ -1004,7 +1004,21 @@
           <w:sz w:val="28"/>
           <w:szCs w:val="28"/>
         </w:rPr>
-        <w:t>Chủ nhiệm đề tài: {{CHU_NHIEM_HO_TEN}}</w:t>
+        <w:t>C</w:t>
+      </w:r>
+      <w:r>
+        <w:rPr>
+          <w:sz w:val="28"/>
+          <w:szCs w:val="28"/>
+        </w:rPr>
+        <w:t xml:space="preserve">hủ nhiệm đề tài: </w:t>
+      </w:r>
+      <w:r>
+        <w:rPr>
+          <w:sz w:val="28"/>
+          <w:szCs w:val="28"/>
+        </w:rPr>
+        <w:t>{{CHU_NHIEM_HO_TEN}}</w:t>
       </w:r>
     </w:p>
     <w:p>

--- a/01. Hồ sơ đạo đức đề cương - MẪU/04. QĐ chấp nhận đạo đức.docx
+++ b/01. Hồ sơ đạo đức đề cương - MẪU/04. QĐ chấp nhận đạo đức.docx
@@ -1110,36 +1110,43 @@
           <w:sz w:val="28"/>
           <w:szCs w:val="28"/>
         </w:rPr>
+        <w:t>Trong quá trình triển khai nghiên cứu, chủ nhiệm đề tài có trách nhiệm thông báo</w:t>
+      </w:r>
+      <w:r>
+        <w:rPr>
+          <w:sz w:val="28"/>
+          <w:szCs w:val="28"/>
+        </w:rPr>
+        <w:t xml:space="preserve"> tới Hội đồng Đ</w:t>
+      </w:r>
+      <w:r>
+        <w:rPr>
+          <w:sz w:val="28"/>
+          <w:szCs w:val="28"/>
+        </w:rPr>
+        <w:t>ạo đức</w:t>
+      </w:r>
+      <w:r>
+        <w:rPr>
+          <w:sz w:val="28"/>
+          <w:szCs w:val="28"/>
+        </w:rPr>
+        <w:t xml:space="preserve"> các thay đổi trong thiết kế nghiên cứu và công cụ thu thập s</w:t>
+      </w:r>
+      <w:r>
+        <w:rPr>
+          <w:sz w:val="28"/>
+          <w:szCs w:val="28"/>
+        </w:rPr>
+        <w:t xml:space="preserve">ố </w:t>
+      </w:r>
+      <w:r>
+        <w:rPr>
+          <w:sz w:val="28"/>
+          <w:szCs w:val="28"/>
+        </w:rPr>
         <w:lastRenderedPageBreak/>
-        <w:t>Trong quá trình triển khai nghiên cứu, chủ nhiệm đề tài có trách nhiệm thông báo</w:t>
-      </w:r>
-      <w:r>
-        <w:rPr>
-          <w:sz w:val="28"/>
-          <w:szCs w:val="28"/>
-        </w:rPr>
-        <w:t xml:space="preserve"> tới Hội đồng Đ</w:t>
-      </w:r>
-      <w:r>
-        <w:rPr>
-          <w:sz w:val="28"/>
-          <w:szCs w:val="28"/>
-        </w:rPr>
-        <w:t>ạo đức</w:t>
-      </w:r>
-      <w:r>
-        <w:rPr>
-          <w:sz w:val="28"/>
-          <w:szCs w:val="28"/>
-        </w:rPr>
-        <w:t xml:space="preserve"> các thay đổi trong thiết kế nghiên cứu và công cụ thu thập s</w:t>
-      </w:r>
-      <w:r>
-        <w:rPr>
-          <w:sz w:val="28"/>
-          <w:szCs w:val="28"/>
-        </w:rPr>
-        <w:t>ố liệu. Các thay đổi phải được H</w:t>
+        <w:t>liệu. Các thay đổi phải được H</w:t>
       </w:r>
       <w:r>
         <w:rPr>
@@ -1364,32 +1371,7 @@
                 <w:sz w:val="28"/>
                 <w:szCs w:val="28"/>
               </w:rPr>
-              <w:t>P</w:t>
-            </w:r>
-            <w:r>
-              <w:rPr>
-                <w:b/>
-                <w:sz w:val="28"/>
-                <w:szCs w:val="28"/>
-              </w:rPr>
-              <w:t xml:space="preserve">Gs. Ts. </w:t>
-            </w:r>
-            <w:r>
-              <w:rPr>
-                <w:b/>
-                <w:sz w:val="28"/>
-                <w:szCs w:val="28"/>
-              </w:rPr>
-              <w:t>Hoàng</w:t>
-            </w:r>
-            <w:r>
-              <w:rPr>
-                <w:b/>
-                <w:sz w:val="28"/>
-                <w:szCs w:val="28"/>
-                <w:lang w:val="vi-VN"/>
-              </w:rPr>
-              <w:t xml:space="preserve"> Thị Thanh</w:t>
+              <w:t>{{CHU_TICH_HD_DAO_DUC}}</w:t>
             </w:r>
           </w:p>
         </w:tc>
